--- a/Documentazione/Legal/Procedura_Richieste_Interessati.docx
+++ b/Documentazione/Legal/Procedura_Richieste_Interessati.docx
@@ -61,7 +61,7 @@
           <w:sz w:val="21"/>
           <w:szCs w:val="21"/>
         </w:rPr>
-        <w:t xml:space="preserve">Versione del 17 ottobre 2026</w:t>
+        <w:t xml:space="preserve">Versione del 22 ottobre 2026</w:t>
       </w:r>
     </w:p>
     <w:p>
@@ -920,6 +920,24 @@
           <w:szCs w:val="21"/>
         </w:rPr>
         <w:t xml:space="preserve"> non si cancellano su richiesta finché servono alla sicurezza (legittimo interesse), ma decadono automaticamente a 12/24 mesi.</w:t>
+      </w:r>
+    </w:p>
+    <w:p>
+      <w:pPr>
+        <w:pStyle w:val="ListParagraph"/>
+        <w:numPr>
+          <w:ilvl w:val="0"/>
+          <w:numId w:val="2"/>
+        </w:numPr>
+        <w:spacing w:after="80" w:line="264"/>
+      </w:pPr>
+      <w:r>
+        <w:rPr>
+          <w:rFonts w:ascii="Calibri" w:cs="Calibri" w:eastAsia="Calibri" w:hAnsi="Calibri"/>
+          <w:sz w:val="21"/>
+          <w:szCs w:val="21"/>
+        </w:rPr>
+        <w:t xml:space="preserve">Dati inviati alle AI esterne: i fornitori ricevono testi pseudonimizzati e non possono ricondurli all'interessato; le corrispondenze segnaposto → dato restano solo sul server Projexa (in memoria, oppure cifrate per al massimo 7 giorni per le richieste Batch) e si cancellano da sole, senza azioni separate.</w:t>
       </w:r>
     </w:p>
     <w:p>
